--- a/docs/LPU-App-Participant-Guide.docx
+++ b/docs/LPU-App-Participant-Guide.docx
@@ -124,7 +124,7 @@
             <w:pPr>
               <w:spacing w:after="40"/>
             </w:pPr>
-            <w:hyperlink w:history="1" r:id="rIdmnx_gl-ru_pcn9npqhrms">
+            <w:hyperlink w:history="1" r:id="rIdr5r7ug_rxgawurj5f4qz9">
               <w:r>
                 <w:rPr>
                   <w:rFonts w:ascii="Calibri" w:cs="Calibri" w:eastAsia="Calibri" w:hAnsi="Calibri"/>
@@ -456,7 +456,7 @@
           <w:sz w:val="22"/>
           <w:szCs w:val="22"/>
         </w:rPr>
-        <w:t xml:space="preserve">The app applies LPU’s guideline </w:t>
+        <w:t xml:space="preserve">The app applies LPUâ€™s guideline </w:t>
       </w:r>
       <w:r>
         <w:rPr>
@@ -467,7 +467,7 @@
           <w:sz w:val="22"/>
           <w:szCs w:val="22"/>
         </w:rPr>
-        <w:t xml:space="preserve">“Designing Assignments and Assessment Rubrics in the AI Era”</w:t>
+        <w:t xml:space="preserve">â€œDesigning Assignments and Assessment Rubrics in the AI Eraâ€</w:t>
       </w:r>
       <w:r>
         <w:rPr>
@@ -658,7 +658,7 @@
                 <w:sz w:val="21"/>
                 <w:szCs w:val="21"/>
               </w:rPr>
-              <w:t xml:space="preserve">. You are the subject expert. Read it, adjust it to your syllabus and local context, and follow your School’s usual approval process before giving it to students.</w:t>
+              <w:t xml:space="preserve">. You are the subject expert. Read it, adjust it to your syllabus and local context, and follow your Schoolâ€™s usual approval process before giving it to students.</w:t>
             </w:r>
           </w:p>
         </w:tc>
@@ -679,7 +679,7 @@
           <w:sz w:val="32"/>
           <w:szCs w:val="32"/>
         </w:rPr>
-        <w:t xml:space="preserve">2. Step 1 – Create your account (one time only)</w:t>
+        <w:t xml:space="preserve">2. Step 1 â€“ Create your account (one time only)</w:t>
       </w:r>
     </w:p>
     <w:p>
@@ -836,7 +836,47 @@
           <w:sz w:val="22"/>
           <w:szCs w:val="22"/>
         </w:rPr>
-        <w:t xml:space="preserve">. Choose one you will remember. If you forget it, you can reset it (see below).</w:t>
+        <w:t xml:space="preserve">. Choose one you will remember. If you forget it, you can reset it (see below). Tick the box to confirm you have read the </w:t>
+      </w:r>
+      <w:r>
+        <w:rPr>
+          <w:rFonts w:ascii="Calibri" w:cs="Calibri" w:eastAsia="Calibri" w:hAnsi="Calibri"/>
+          <w:b/>
+          <w:bCs/>
+          <w:color w:val="211E1A"/>
+          <w:sz w:val="22"/>
+          <w:szCs w:val="22"/>
+        </w:rPr>
+        <w:t xml:space="preserve">Privacy Notice</w:t>
+      </w:r>
+      <w:r>
+        <w:rPr>
+          <w:rFonts w:ascii="Calibri" w:cs="Calibri" w:eastAsia="Calibri" w:hAnsi="Calibri"/>
+          <w:color w:val="211E1A"/>
+          <w:sz w:val="22"/>
+          <w:szCs w:val="22"/>
+        </w:rPr>
+        <w:t xml:space="preserve"> and the </w:t>
+      </w:r>
+      <w:r>
+        <w:rPr>
+          <w:rFonts w:ascii="Calibri" w:cs="Calibri" w:eastAsia="Calibri" w:hAnsi="Calibri"/>
+          <w:b/>
+          <w:bCs/>
+          <w:color w:val="211E1A"/>
+          <w:sz w:val="22"/>
+          <w:szCs w:val="22"/>
+        </w:rPr>
+        <w:t xml:space="preserve">Terms</w:t>
+      </w:r>
+      <w:r>
+        <w:rPr>
+          <w:rFonts w:ascii="Calibri" w:cs="Calibri" w:eastAsia="Calibri" w:hAnsi="Calibri"/>
+          <w:color w:val="211E1A"/>
+          <w:sz w:val="22"/>
+          <w:szCs w:val="22"/>
+        </w:rPr>
+        <w:t xml:space="preserve"> (both open in a new tab if you click them).</w:t>
       </w:r>
     </w:p>
     <w:p>
@@ -894,7 +934,7 @@
           <w:sz w:val="22"/>
           <w:szCs w:val="22"/>
         </w:rPr>
-        <w:t xml:space="preserve">Open your email inbox. Look for a message asking you to confirm your sign-up (it may show the sender as “Supabase Auth”). If you cannot see it within 2 minutes, check </w:t>
+        <w:t xml:space="preserve">Open your email inbox. Look for a message asking you to confirm your sign-up (it may show the sender as â€œSupabase Authâ€). If you cannot see it within 2 minutes, check </w:t>
       </w:r>
       <w:r>
         <w:rPr>
@@ -1230,7 +1270,7 @@
           <w:sz w:val="32"/>
           <w:szCs w:val="32"/>
         </w:rPr>
-        <w:t xml:space="preserve">3. Step 2 – Fill in the form</w:t>
+        <w:t xml:space="preserve">3. Step 2 â€“ Fill in the form</w:t>
       </w:r>
     </w:p>
     <w:p>
@@ -2164,7 +2204,7 @@
                 <w:sz w:val="20"/>
                 <w:szCs w:val="20"/>
               </w:rPr>
-              <w:t xml:space="preserve">Lane B – on their own time</w:t>
+              <w:t xml:space="preserve">Lane B â€“ on their own time</w:t>
             </w:r>
           </w:p>
         </w:tc>
@@ -2262,7 +2302,7 @@
                 <w:sz w:val="20"/>
                 <w:szCs w:val="20"/>
               </w:rPr>
-              <w:t xml:space="preserve">Level 3 – AI collaboration</w:t>
+              <w:t xml:space="preserve">Level 3 â€“ AI collaboration</w:t>
             </w:r>
           </w:p>
         </w:tc>
@@ -2562,7 +2602,7 @@
                 <w:sz w:val="20"/>
                 <w:szCs w:val="20"/>
               </w:rPr>
-              <w:t xml:space="preserve">Random selection of about 15–25% of students</w:t>
+              <w:t xml:space="preserve">Random selection of about 15â€“25% of students</w:t>
             </w:r>
           </w:p>
         </w:tc>
@@ -2757,7 +2797,7 @@
                 <w:sz w:val="20"/>
                 <w:szCs w:val="20"/>
               </w:rPr>
-              <w:t xml:space="preserve">If your task is…</w:t>
+              <w:t xml:space="preserve">If your task isâ€¦</w:t>
             </w:r>
           </w:p>
         </w:tc>
@@ -2957,7 +2997,7 @@
                 <w:sz w:val="20"/>
                 <w:szCs w:val="20"/>
               </w:rPr>
-              <w:t xml:space="preserve">Level 1 – No AI</w:t>
+              <w:t xml:space="preserve">Level 1 â€“ No AI</w:t>
             </w:r>
           </w:p>
         </w:tc>
@@ -3089,7 +3129,7 @@
                 <w:sz w:val="20"/>
                 <w:szCs w:val="20"/>
               </w:rPr>
-              <w:t xml:space="preserve">Level 2 – AI for planning</w:t>
+              <w:t xml:space="preserve">Level 2 â€“ AI for planning</w:t>
             </w:r>
           </w:p>
         </w:tc>
@@ -3219,7 +3259,7 @@
                 <w:sz w:val="20"/>
                 <w:szCs w:val="20"/>
               </w:rPr>
-              <w:t xml:space="preserve">Level 3 – AI collaboration</w:t>
+              <w:t xml:space="preserve">Level 3 â€“ AI collaboration</w:t>
             </w:r>
           </w:p>
         </w:tc>
@@ -3351,7 +3391,7 @@
                 <w:sz w:val="20"/>
                 <w:szCs w:val="20"/>
               </w:rPr>
-              <w:t xml:space="preserve">Level 4 – Full AI / directed</w:t>
+              <w:t xml:space="preserve">Level 4 â€“ Full AI / directed</w:t>
             </w:r>
           </w:p>
         </w:tc>
@@ -3481,7 +3521,7 @@
                 <w:sz w:val="20"/>
                 <w:szCs w:val="20"/>
               </w:rPr>
-              <w:t xml:space="preserve">Level 5 – AI exploration</w:t>
+              <w:t xml:space="preserve">Level 5 â€“ AI exploration</w:t>
             </w:r>
           </w:p>
         </w:tc>
@@ -3590,7 +3630,7 @@
           <w:sz w:val="22"/>
           <w:szCs w:val="22"/>
         </w:rPr>
-        <w:t xml:space="preserve"> comes from Miller’s pyramid: </w:t>
+        <w:t xml:space="preserve"> comes from Millerâ€™s pyramid: </w:t>
       </w:r>
       <w:r>
         <w:rPr>
@@ -3866,7 +3906,7 @@
                 <w:sz w:val="21"/>
                 <w:szCs w:val="21"/>
               </w:rPr>
-              <w:t xml:space="preserve"> campus, cohort or semester: LPU’s hostel mess, a Jalandhar or Phagwara small business, this semester’s class survey, a current regulation.</w:t>
+              <w:t xml:space="preserve"> campus, cohort or semester: LPUâ€™s hostel mess, a Jalandhar or Phagwara small business, this semesterâ€™s class survey, a current regulation.</w:t>
             </w:r>
           </w:p>
           <w:p>
@@ -3901,7 +3941,7 @@
           <w:sz w:val="32"/>
           <w:szCs w:val="32"/>
         </w:rPr>
-        <w:t xml:space="preserve">4. Step 3 – Generate your assignment</w:t>
+        <w:t xml:space="preserve">4. Step 3 â€“ Generate your assignment</w:t>
       </w:r>
     </w:p>
     <w:p>
@@ -3959,7 +3999,7 @@
           <w:sz w:val="22"/>
           <w:szCs w:val="22"/>
         </w:rPr>
-        <w:t xml:space="preserve">The button changes to “Generating…”. This usually takes </w:t>
+        <w:t xml:space="preserve">The button changes to â€œGeneratingâ€¦â€. This usually takes </w:t>
       </w:r>
       <w:r>
         <w:rPr>
@@ -4050,7 +4090,7 @@
           <w:sz w:val="32"/>
           <w:szCs w:val="32"/>
         </w:rPr>
-        <w:t xml:space="preserve">5. Step 4 – Read and check the result</w:t>
+        <w:t xml:space="preserve">5. Step 4 â€“ Read and check the result</w:t>
       </w:r>
     </w:p>
     <w:p>
@@ -4094,7 +4134,7 @@
           <w:sz w:val="22"/>
           <w:szCs w:val="22"/>
         </w:rPr>
-        <w:t xml:space="preserve">☐  The context anchor is real, local and specific. An AI could not know it, and last year’s student could not reuse their old work.</w:t>
+        <w:t xml:space="preserve">☐  The context anchor is real, local and specific. An AI could not know it, and last yearâ€™s student could not reuse their old work.</w:t>
       </w:r>
     </w:p>
     <w:p>
@@ -4124,7 +4164,7 @@
           <w:sz w:val="22"/>
           <w:szCs w:val="22"/>
         </w:rPr>
-        <w:t xml:space="preserve">☐  The “AI use” part says clearly what students may and may not do, in words students will understand.</w:t>
+        <w:t xml:space="preserve">☐  The â€œAI useâ€ part says clearly what students may and may not do, in words students will understand.</w:t>
       </w:r>
     </w:p>
     <w:p>
@@ -4139,7 +4179,7 @@
           <w:sz w:val="22"/>
           <w:szCs w:val="22"/>
         </w:rPr>
-        <w:t xml:space="preserve">☐  The rubric matches the brief. If the brief allows AI for drafting, a criterion marks how students judged and changed the AI’s output.</w:t>
+        <w:t xml:space="preserve">☐  The rubric matches the brief. If the brief allows AI for drafting, a criterion marks how students judged and changed the AIâ€™s output.</w:t>
       </w:r>
     </w:p>
     <w:p>
@@ -4174,7 +4214,7 @@
           <w:sz w:val="22"/>
           <w:szCs w:val="22"/>
         </w:rPr>
-        <w:t xml:space="preserve"> (for example “rejects at least one AI suggestion and explains why”), not vague qualities like “good understanding”.</w:t>
+        <w:t xml:space="preserve"> (for example â€œrejects at least one AI suggestion and explains whyâ€), not vague qualities like â€œgood understandingâ€.</w:t>
       </w:r>
     </w:p>
     <w:p>
@@ -4221,7 +4261,7 @@
           <w:sz w:val="32"/>
           <w:szCs w:val="32"/>
         </w:rPr>
-        <w:t xml:space="preserve">6. Step 5 – Run the AI Stress Test</w:t>
+        <w:t xml:space="preserve">6. Step 5 â€“ Run the AI Stress Test</w:t>
       </w:r>
     </w:p>
     <w:p>
@@ -4363,7 +4403,7 @@
           <w:sz w:val="22"/>
           <w:szCs w:val="22"/>
         </w:rPr>
-        <w:t xml:space="preserve">View the AI’s full attempted submission</w:t>
+        <w:t xml:space="preserve">View the AIâ€™s full attempted submission</w:t>
       </w:r>
       <w:r>
         <w:rPr>
@@ -4990,7 +5030,7 @@
           <w:sz w:val="32"/>
           <w:szCs w:val="32"/>
         </w:rPr>
-        <w:t xml:space="preserve">7. Step 6 – Download, revisit and delete</w:t>
+        <w:t xml:space="preserve">7. Step 6 â€“ Download, revisit and delete</w:t>
       </w:r>
     </w:p>
     <w:p>
@@ -5264,17 +5304,87 @@
           <w:sz w:val="22"/>
           <w:szCs w:val="22"/>
         </w:rPr>
-        <w:t xml:space="preserve">Your saved assignments are visible only to you inside the app. </w:t>
-      </w:r>
-      <w:r>
-        <w:rPr>
-          <w:rFonts w:ascii="Calibri" w:cs="Calibri" w:eastAsia="Calibri" w:hAnsi="Calibri"/>
-          <w:color w:val="211E1A"/>
-          <w:sz w:val="22"/>
-          <w:szCs w:val="22"/>
-          <w:highlight w:val="yellow"/>
-        </w:rPr>
-        <w:t xml:space="preserve">[Organisers: edit this sentence to say whether and how you will review summary usage data, for example “The organisers will look at anonymised, summary information, such as how many assignments were created and stress-test results, to evaluate and improve this programme.”]</w:t>
+        <w:t xml:space="preserve">Your saved assignments are visible only to you inside the app. The </w:t>
+      </w:r>
+      <w:r>
+        <w:rPr>
+          <w:rFonts w:ascii="Calibri" w:cs="Calibri" w:eastAsia="Calibri" w:hAnsi="Calibri"/>
+          <w:b/>
+          <w:bCs/>
+          <w:color w:val="211E1A"/>
+          <w:sz w:val="22"/>
+          <w:szCs w:val="22"/>
+        </w:rPr>
+        <w:t xml:space="preserve">Privacy Notice</w:t>
+      </w:r>
+      <w:r>
+        <w:rPr>
+          <w:rFonts w:ascii="Calibri" w:cs="Calibri" w:eastAsia="Calibri" w:hAnsi="Calibri"/>
+          <w:color w:val="211E1A"/>
+          <w:sz w:val="22"/>
+          <w:szCs w:val="22"/>
+        </w:rPr>
+        <w:t xml:space="preserve"> (linked at the bottom of every page) explains how your data is handled. On the </w:t>
+      </w:r>
+      <w:r>
+        <w:rPr>
+          <w:rFonts w:ascii="Calibri" w:cs="Calibri" w:eastAsia="Calibri" w:hAnsi="Calibri"/>
+          <w:b/>
+          <w:bCs/>
+          <w:color w:val="211E1A"/>
+          <w:sz w:val="22"/>
+          <w:szCs w:val="22"/>
+        </w:rPr>
+        <w:t xml:space="preserve">Account</w:t>
+      </w:r>
+      <w:r>
+        <w:rPr>
+          <w:rFonts w:ascii="Calibri" w:cs="Calibri" w:eastAsia="Calibri" w:hAnsi="Calibri"/>
+          <w:color w:val="211E1A"/>
+          <w:sz w:val="22"/>
+          <w:szCs w:val="22"/>
+        </w:rPr>
+        <w:t xml:space="preserve"> page you can </w:t>
+      </w:r>
+      <w:r>
+        <w:rPr>
+          <w:rFonts w:ascii="Calibri" w:cs="Calibri" w:eastAsia="Calibri" w:hAnsi="Calibri"/>
+          <w:b/>
+          <w:bCs/>
+          <w:color w:val="211E1A"/>
+          <w:sz w:val="22"/>
+          <w:szCs w:val="22"/>
+        </w:rPr>
+        <w:t xml:space="preserve">download your data</w:t>
+      </w:r>
+      <w:r>
+        <w:rPr>
+          <w:rFonts w:ascii="Calibri" w:cs="Calibri" w:eastAsia="Calibri" w:hAnsi="Calibri"/>
+          <w:color w:val="211E1A"/>
+          <w:sz w:val="22"/>
+          <w:szCs w:val="22"/>
+        </w:rPr>
+        <w:t xml:space="preserve"> or </w:t>
+      </w:r>
+      <w:r>
+        <w:rPr>
+          <w:rFonts w:ascii="Calibri" w:cs="Calibri" w:eastAsia="Calibri" w:hAnsi="Calibri"/>
+          <w:b/>
+          <w:bCs/>
+          <w:color w:val="211E1A"/>
+          <w:sz w:val="22"/>
+          <w:szCs w:val="22"/>
+        </w:rPr>
+        <w:t xml:space="preserve">delete your saved assignments</w:t>
+      </w:r>
+      <w:r>
+        <w:rPr>
+          <w:rFonts w:ascii="Calibri" w:cs="Calibri" w:eastAsia="Calibri" w:hAnsi="Calibri"/>
+          <w:color w:val="211E1A"/>
+          <w:sz w:val="22"/>
+          <w:szCs w:val="22"/>
+        </w:rPr>
+        <w:t xml:space="preserve"> at any time.</w:t>
       </w:r>
     </w:p>
     <w:p>
@@ -5485,7 +5595,7 @@
                 <w:sz w:val="20"/>
                 <w:szCs w:val="20"/>
               </w:rPr>
-              <w:t xml:space="preserve">“That confirmation link is invalid or has expired”</w:t>
+              <w:t xml:space="preserve">â€œThat confirmation link is invalid or has expiredâ€</w:t>
             </w:r>
           </w:p>
         </w:tc>
@@ -5553,7 +5663,7 @@
                 <w:sz w:val="20"/>
                 <w:szCs w:val="20"/>
               </w:rPr>
-              <w:t xml:space="preserve">“Incorrect email or password”</w:t>
+              <w:t xml:space="preserve">â€œIncorrect email or passwordâ€</w:t>
             </w:r>
           </w:p>
         </w:tc>
@@ -5621,7 +5731,7 @@
                 <w:sz w:val="20"/>
                 <w:szCs w:val="20"/>
               </w:rPr>
-              <w:t xml:space="preserve">“That reset link is invalid or has expired”</w:t>
+              <w:t xml:space="preserve">â€œThat reset link is invalid or has expiredâ€</w:t>
             </w:r>
           </w:p>
         </w:tc>
@@ -5757,7 +5867,7 @@
                 <w:sz w:val="20"/>
                 <w:szCs w:val="20"/>
               </w:rPr>
-              <w:t xml:space="preserve">“The AI model request failed”</w:t>
+              <w:t xml:space="preserve">â€œThe AI model request failedâ€</w:t>
             </w:r>
           </w:p>
         </w:tc>
@@ -5825,7 +5935,7 @@
                 <w:sz w:val="20"/>
                 <w:szCs w:val="20"/>
               </w:rPr>
-              <w:t xml:space="preserve">“Daily limit reached”</w:t>
+              <w:t xml:space="preserve">â€œDaily limit reachedâ€</w:t>
             </w:r>
           </w:p>
         </w:tc>
@@ -5856,7 +5966,7 @@
                 <w:sz w:val="20"/>
                 <w:szCs w:val="20"/>
               </w:rPr>
-              <w:t xml:space="preserve">You have used today’s allowance (see Section 8). Try again tomorrow, or ask your facilitator.</w:t>
+              <w:t xml:space="preserve">You have used todayâ€™s allowance (see Section 8). Try again tomorrow, or ask your facilitator.</w:t>
             </w:r>
           </w:p>
         </w:tc>
@@ -5893,7 +6003,7 @@
                 <w:sz w:val="20"/>
                 <w:szCs w:val="20"/>
               </w:rPr>
-              <w:t xml:space="preserve">“The AI service is not configured”</w:t>
+              <w:t xml:space="preserve">â€œThe AI service is not configuredâ€</w:t>
             </w:r>
           </w:p>
         </w:tc>
@@ -6251,7 +6361,7 @@
         <w:sz w:val="17"/>
         <w:szCs w:val="17"/>
       </w:rPr>
-      <w:t xml:space="preserve">LPU Assignment &amp; Rubric Designer – Participant Guide   ·   Page </w:t>
+      <w:t xml:space="preserve">LPU Assignment &amp; Rubric Designer â€“ Participant Guide   ·   Page </w:t>
       <w:fldChar w:fldCharType="begin"/>
       <w:instrText xml:space="preserve">PAGE</w:instrText>
       <w:fldChar w:fldCharType="separate"/>
